--- a/templates/working/Договор_риэлтерских_услуг_ЭКС.docx
+++ b/templates/working/Договор_риэлтерских_услуг_ЭКС.docx
@@ -25,31 +25,7 @@
           <w:szCs w:val="24"/>
           <w:lang w:eastAsia="ru-RU"/>
         </w:rPr>
-        <w:t>ДОГОВОР №{{</w:t>
-      </w:r>
-      <w:proofErr w:type="spellStart"/>
-      <w:proofErr w:type="gramStart"/>
-      <w:r>
-        <w:rPr>
-          <w:rFonts w:ascii="Times New Roman" w:eastAsia="Times New Roman" w:hAnsi="Times New Roman"/>
-          <w:b/>
-          <w:sz w:val="24"/>
-          <w:szCs w:val="24"/>
-          <w:lang w:eastAsia="ru-RU"/>
-        </w:rPr>
-        <w:t>deal.contractNumber</w:t>
-      </w:r>
-      <w:proofErr w:type="spellEnd"/>
-      <w:proofErr w:type="gramEnd"/>
-      <w:r>
-        <w:rPr>
-          <w:rFonts w:ascii="Times New Roman" w:eastAsia="Times New Roman" w:hAnsi="Times New Roman"/>
-          <w:b/>
-          <w:sz w:val="24"/>
-          <w:szCs w:val="24"/>
-          <w:lang w:eastAsia="ru-RU"/>
-        </w:rPr>
-        <w:t>}}</w:t>
+        <w:t>ДОГОВОР №{{deal.contractNumber}}</w:t>
       </w:r>
     </w:p>
     <w:p>
@@ -143,50 +119,8 @@
           <w:szCs w:val="24"/>
           <w:lang w:eastAsia="ru-RU"/>
         </w:rPr>
-        <w:t xml:space="preserve">Лида                                                                                                                                       </w:t>
-      </w:r>
-      <w:proofErr w:type="gramStart"/>
-      <w:r>
-        <w:rPr>
-          <w:rFonts w:ascii="Times New Roman" w:eastAsia="Times New Roman" w:hAnsi="Times New Roman"/>
-          <w:sz w:val="24"/>
-          <w:szCs w:val="24"/>
-          <w:lang w:eastAsia="ru-RU"/>
-        </w:rPr>
-        <w:t xml:space="preserve">   {</w:t>
-      </w:r>
-      <w:proofErr w:type="gramEnd"/>
-      <w:r>
-        <w:rPr>
-          <w:rFonts w:ascii="Times New Roman" w:eastAsia="Times New Roman" w:hAnsi="Times New Roman"/>
-          <w:sz w:val="24"/>
-          <w:szCs w:val="24"/>
-          <w:lang w:eastAsia="ru-RU"/>
-        </w:rPr>
-        <w:t>{</w:t>
-      </w:r>
-      <w:proofErr w:type="spellStart"/>
-      <w:proofErr w:type="gramStart"/>
-      <w:r>
-        <w:rPr>
-          <w:rFonts w:ascii="Times New Roman" w:eastAsia="Times New Roman" w:hAnsi="Times New Roman"/>
-          <w:sz w:val="24"/>
-          <w:szCs w:val="24"/>
-          <w:lang w:eastAsia="ru-RU"/>
-        </w:rPr>
-        <w:t>deal.date</w:t>
-      </w:r>
-      <w:proofErr w:type="spellEnd"/>
-      <w:r>
-        <w:rPr>
-          <w:rFonts w:ascii="Times New Roman" w:eastAsia="Times New Roman" w:hAnsi="Times New Roman"/>
-          <w:sz w:val="24"/>
-          <w:szCs w:val="24"/>
-          <w:lang w:eastAsia="ru-RU"/>
-        </w:rPr>
-        <w:t>}}г.</w:t>
-      </w:r>
-      <w:proofErr w:type="gramEnd"/>
+        <w:t>Лида                                                                                                                                          {{deal.date}}г.</w:t>
+      </w:r>
     </w:p>
     <w:p>
       <w:pPr>
@@ -261,27 +195,7 @@
           <w:szCs w:val="24"/>
           <w:lang w:eastAsia="ru-RU"/>
         </w:rPr>
-        <w:t>на основании лицензии Министерства юстиции Республики Беларусь 02240/543 от 12.06.2026г, договора обязательного страхования ответственности за причинение вреда в связи с осуществлением риэлтерской деятельности с БРУСП «</w:t>
-      </w:r>
-      <w:proofErr w:type="spellStart"/>
-      <w:r>
-        <w:rPr>
-          <w:rFonts w:ascii="Times New Roman" w:eastAsia="Times New Roman" w:hAnsi="Times New Roman"/>
-          <w:sz w:val="24"/>
-          <w:szCs w:val="24"/>
-          <w:lang w:eastAsia="ru-RU"/>
-        </w:rPr>
-        <w:t>Белгоcстрах</w:t>
-      </w:r>
-      <w:proofErr w:type="spellEnd"/>
-      <w:r>
-        <w:rPr>
-          <w:rFonts w:ascii="Times New Roman" w:eastAsia="Times New Roman" w:hAnsi="Times New Roman"/>
-          <w:sz w:val="24"/>
-          <w:szCs w:val="24"/>
-          <w:lang w:eastAsia="ru-RU"/>
-        </w:rPr>
-        <w:t>» от 26.05.2026г. до 25.05.2027г. (страховой полис серия БР №0005842), в лице директора Турко Ольги Ростиславовны, действующего на основании Устава, в дальнейшем именуемое</w:t>
+        <w:t>на основании лицензии Министерства юстиции Республики Беларусь 02240/543 от 12.06.2026г, договора обязательного страхования ответственности за причинение вреда в связи с осуществлением риэлтерской деятельности с БРУСП «Белгоcстрах» от 26.05.2026г. до 25.05.2027г. (страховой полис серия БР №0005842), в лице директора Турко Ольги Ростиславовны, действующего на основании Устава, в дальнейшем именуемое</w:t>
       </w:r>
       <w:r>
         <w:rPr>
@@ -373,51 +287,7 @@
           <w:szCs w:val="24"/>
           <w:lang w:eastAsia="ru-RU"/>
         </w:rPr>
-        <w:t>1.1.  Предметом настоящего договора является оказание Исполнителем Потребителю риэлтерских      услуг    по содействию в продаже   принадлежащего     Потребителю     на      праве собственности объекта недвижимого имущества (далее – риэлтерские услуги), представляющего собой "{{</w:t>
-      </w:r>
-      <w:proofErr w:type="spellStart"/>
-      <w:proofErr w:type="gramStart"/>
-      <w:r>
-        <w:rPr>
-          <w:rFonts w:ascii="Times New Roman" w:eastAsia="Times New Roman" w:hAnsi="Times New Roman"/>
-          <w:sz w:val="24"/>
-          <w:szCs w:val="24"/>
-          <w:lang w:eastAsia="ru-RU"/>
-        </w:rPr>
-        <w:t>property.type</w:t>
-      </w:r>
-      <w:proofErr w:type="spellEnd"/>
-      <w:proofErr w:type="gramEnd"/>
-      <w:r>
-        <w:rPr>
-          <w:rFonts w:ascii="Times New Roman" w:eastAsia="Times New Roman" w:hAnsi="Times New Roman"/>
-          <w:sz w:val="24"/>
-          <w:szCs w:val="24"/>
-          <w:lang w:eastAsia="ru-RU"/>
-        </w:rPr>
-        <w:t>}}", расположенный по адресу {{</w:t>
-      </w:r>
-      <w:proofErr w:type="spellStart"/>
-      <w:proofErr w:type="gramStart"/>
-      <w:r>
-        <w:rPr>
-          <w:rFonts w:ascii="Times New Roman" w:eastAsia="Times New Roman" w:hAnsi="Times New Roman"/>
-          <w:sz w:val="24"/>
-          <w:szCs w:val="24"/>
-          <w:lang w:eastAsia="ru-RU"/>
-        </w:rPr>
-        <w:t>property.address</w:t>
-      </w:r>
-      <w:proofErr w:type="spellEnd"/>
-      <w:proofErr w:type="gramEnd"/>
-      <w:r>
-        <w:rPr>
-          <w:rFonts w:ascii="Times New Roman" w:eastAsia="Times New Roman" w:hAnsi="Times New Roman"/>
-          <w:sz w:val="24"/>
-          <w:szCs w:val="24"/>
-          <w:lang w:eastAsia="ru-RU"/>
-        </w:rPr>
-        <w:t>}}.</w:t>
+        <w:t>1.1.  Предметом настоящего договора является оказание Исполнителем Потребителю риэлтерских      услуг    по содействию в продаже   принадлежащего     Потребителю     на      праве собственности объекта недвижимого имущества (далее – риэлтерские услуги), представляющего собой "{{property.type}}", расположенный по адресу {{property.address}}.</w:t>
       </w:r>
     </w:p>
     <w:p>
@@ -440,25 +310,7 @@
           <w:sz w:val="24"/>
           <w:szCs w:val="24"/>
         </w:rPr>
-        <w:t>1.2. Описание Объекта: количеств комнат - {{</w:t>
-      </w:r>
-      <w:proofErr w:type="spellStart"/>
-      <w:r>
-        <w:rPr>
-          <w:rFonts w:ascii="Times New Roman" w:hAnsi="Times New Roman"/>
-          <w:sz w:val="24"/>
-          <w:szCs w:val="24"/>
-        </w:rPr>
-        <w:t>property.rooms</w:t>
-      </w:r>
-      <w:proofErr w:type="spellEnd"/>
-      <w:r>
-        <w:rPr>
-          <w:rFonts w:ascii="Times New Roman" w:hAnsi="Times New Roman"/>
-          <w:sz w:val="24"/>
-          <w:szCs w:val="24"/>
-        </w:rPr>
-        <w:t>}}; общая площадь - {{</w:t>
+        <w:t>1.2. Описание Объекта: количеств комнат - {{property.rooms}}; общая площадь - {{</w:t>
       </w:r>
       <w:r>
         <w:rPr>
@@ -477,7 +329,6 @@
         </w:rPr>
         <w:t>.</w:t>
       </w:r>
-      <w:proofErr w:type="spellStart"/>
       <w:r>
         <w:rPr>
           <w:rFonts w:ascii="Times New Roman" w:hAnsi="Times New Roman"/>
@@ -487,7 +338,6 @@
         </w:rPr>
         <w:t>areaTotal</w:t>
       </w:r>
-      <w:proofErr w:type="spellEnd"/>
       <w:r>
         <w:rPr>
           <w:rFonts w:ascii="Times New Roman" w:hAnsi="Times New Roman"/>
@@ -511,26 +361,93 @@
           <w:sz w:val="24"/>
           <w:szCs w:val="24"/>
         </w:rPr>
+        <w:t>.areaLiving}} м², этаж/этажность - {{</w:t>
+      </w:r>
+      <w:r>
+        <w:rPr>
+          <w:rFonts w:ascii="Times New Roman" w:hAnsi="Times New Roman"/>
+          <w:sz w:val="24"/>
+          <w:szCs w:val="24"/>
+          <w:lang w:val="en-US"/>
+        </w:rPr>
+        <w:t>property</w:t>
+      </w:r>
+      <w:r>
+        <w:rPr>
+          <w:rFonts w:ascii="Times New Roman" w:hAnsi="Times New Roman"/>
+          <w:sz w:val="24"/>
+          <w:szCs w:val="24"/>
+        </w:rPr>
+        <w:t>.floor}}/{{</w:t>
+      </w:r>
+      <w:r>
+        <w:rPr>
+          <w:rFonts w:ascii="Times New Roman" w:hAnsi="Times New Roman"/>
+          <w:sz w:val="24"/>
+          <w:szCs w:val="24"/>
+          <w:lang w:val="en-US"/>
+        </w:rPr>
+        <w:t>property</w:t>
+      </w:r>
+      <w:r>
+        <w:rPr>
+          <w:rFonts w:ascii="Times New Roman" w:hAnsi="Times New Roman"/>
+          <w:sz w:val="24"/>
+          <w:szCs w:val="24"/>
+        </w:rPr>
+        <w:t>.floors}}; материал стен - {{</w:t>
+      </w:r>
+      <w:r>
+        <w:rPr>
+          <w:rFonts w:ascii="Times New Roman" w:hAnsi="Times New Roman"/>
+          <w:sz w:val="24"/>
+          <w:szCs w:val="24"/>
+          <w:lang w:val="en-US"/>
+        </w:rPr>
+        <w:t>property</w:t>
+      </w:r>
+      <w:r>
+        <w:rPr>
+          <w:rFonts w:ascii="Times New Roman" w:hAnsi="Times New Roman"/>
+          <w:sz w:val="24"/>
+          <w:szCs w:val="24"/>
+        </w:rPr>
+        <w:t>.wallMaterial}}; год постройки - {{</w:t>
+      </w:r>
+      <w:r>
+        <w:rPr>
+          <w:rFonts w:ascii="Times New Roman" w:hAnsi="Times New Roman"/>
+          <w:sz w:val="24"/>
+          <w:szCs w:val="24"/>
+          <w:lang w:val="en-US"/>
+        </w:rPr>
+        <w:t>property</w:t>
+      </w:r>
+      <w:r>
+        <w:rPr>
+          <w:rFonts w:ascii="Times New Roman" w:hAnsi="Times New Roman"/>
+          <w:sz w:val="24"/>
+          <w:szCs w:val="24"/>
+        </w:rPr>
+        <w:t>.yearBuilt}}; {{#property.isApartment}}инвентарный номер - {{</w:t>
+      </w:r>
+      <w:r>
+        <w:rPr>
+          <w:rFonts w:ascii="Times New Roman" w:hAnsi="Times New Roman"/>
+          <w:sz w:val="24"/>
+          <w:szCs w:val="24"/>
+          <w:lang w:val="en-US"/>
+        </w:rPr>
+        <w:t>property</w:t>
+      </w:r>
+      <w:r>
+        <w:rPr>
+          <w:rFonts w:ascii="Times New Roman" w:hAnsi="Times New Roman"/>
+          <w:sz w:val="24"/>
+          <w:szCs w:val="24"/>
+        </w:rPr>
         <w:t>.</w:t>
       </w:r>
-      <w:proofErr w:type="spellStart"/>
-      <w:r>
-        <w:rPr>
-          <w:rFonts w:ascii="Times New Roman" w:hAnsi="Times New Roman"/>
-          <w:sz w:val="24"/>
-          <w:szCs w:val="24"/>
-        </w:rPr>
-        <w:t>areaLiving</w:t>
-      </w:r>
-      <w:proofErr w:type="spellEnd"/>
-      <w:r>
-        <w:rPr>
-          <w:rFonts w:ascii="Times New Roman" w:hAnsi="Times New Roman"/>
-          <w:sz w:val="24"/>
-          <w:szCs w:val="24"/>
-        </w:rPr>
-        <w:t>}} м², этаж/этажность - {{</w:t>
-      </w:r>
       <w:r>
         <w:rPr>
           <w:rFonts w:ascii="Times New Roman" w:hAnsi="Times New Roman"/>
@@ -538,6 +455,40 @@
           <w:szCs w:val="24"/>
           <w:lang w:val="en-US"/>
         </w:rPr>
+        <w:t>inventoryNumber</w:t>
+      </w:r>
+      <w:r>
+        <w:rPr>
+          <w:rFonts w:ascii="Times New Roman" w:hAnsi="Times New Roman"/>
+          <w:sz w:val="24"/>
+          <w:szCs w:val="24"/>
+        </w:rPr>
+        <w:t>}} {{/property.isApartment}}{</w:t>
+      </w:r>
+      <w:r>
+        <w:rPr>
+          <w:rFonts w:ascii="Times New Roman" w:hAnsi="Times New Roman"/>
+          <w:sz w:val="24"/>
+          <w:szCs w:val="24"/>
+          <w:lang w:val="ru-BY"/>
+        </w:rPr>
+        <w:t xml:space="preserve">{#property.isHouse}}кадастровый </w:t>
+      </w:r>
+      <w:r>
+        <w:rPr>
+          <w:rFonts w:ascii="Times New Roman" w:hAnsi="Times New Roman"/>
+          <w:sz w:val="24"/>
+          <w:szCs w:val="24"/>
+        </w:rPr>
+        <w:t>номер – {{</w:t>
+      </w:r>
+      <w:r>
+        <w:rPr>
+          <w:rFonts w:ascii="Times New Roman" w:hAnsi="Times New Roman"/>
+          <w:sz w:val="24"/>
+          <w:szCs w:val="24"/>
+          <w:lang w:val="en-US"/>
+        </w:rPr>
         <w:t>property</w:t>
       </w:r>
       <w:r>
@@ -546,26 +497,25 @@
           <w:sz w:val="24"/>
           <w:szCs w:val="24"/>
         </w:rPr>
+        <w:t>.cadastre}}; площадь земельного участка – {{</w:t>
+      </w:r>
+      <w:r>
+        <w:rPr>
+          <w:rFonts w:ascii="Times New Roman" w:hAnsi="Times New Roman"/>
+          <w:sz w:val="24"/>
+          <w:szCs w:val="24"/>
+          <w:lang w:val="en-US"/>
+        </w:rPr>
+        <w:t>property</w:t>
+      </w:r>
+      <w:r>
+        <w:rPr>
+          <w:rFonts w:ascii="Times New Roman" w:hAnsi="Times New Roman"/>
+          <w:sz w:val="24"/>
+          <w:szCs w:val="24"/>
+        </w:rPr>
         <w:t>.</w:t>
       </w:r>
-      <w:proofErr w:type="spellStart"/>
-      <w:r>
-        <w:rPr>
-          <w:rFonts w:ascii="Times New Roman" w:hAnsi="Times New Roman"/>
-          <w:sz w:val="24"/>
-          <w:szCs w:val="24"/>
-        </w:rPr>
-        <w:t>floor</w:t>
-      </w:r>
-      <w:proofErr w:type="spellEnd"/>
-      <w:r>
-        <w:rPr>
-          <w:rFonts w:ascii="Times New Roman" w:hAnsi="Times New Roman"/>
-          <w:sz w:val="24"/>
-          <w:szCs w:val="24"/>
-        </w:rPr>
-        <w:t>}}/{{</w:t>
-      </w:r>
       <w:r>
         <w:rPr>
           <w:rFonts w:ascii="Times New Roman" w:hAnsi="Times New Roman"/>
@@ -573,6 +523,23 @@
           <w:szCs w:val="24"/>
           <w:lang w:val="en-US"/>
         </w:rPr>
+        <w:t>l</w:t>
+      </w:r>
+      <w:r>
+        <w:rPr>
+          <w:rFonts w:ascii="Times New Roman" w:hAnsi="Times New Roman"/>
+          <w:sz w:val="24"/>
+          <w:szCs w:val="24"/>
+        </w:rPr>
+        <w:t>andArea}} га; форма собственности – {{</w:t>
+      </w:r>
+      <w:r>
+        <w:rPr>
+          <w:rFonts w:ascii="Times New Roman" w:hAnsi="Times New Roman"/>
+          <w:sz w:val="24"/>
+          <w:szCs w:val="24"/>
+          <w:lang w:val="en-US"/>
+        </w:rPr>
         <w:t>property</w:t>
       </w:r>
       <w:r>
@@ -583,24 +550,6 @@
         </w:rPr>
         <w:t>.</w:t>
       </w:r>
-      <w:proofErr w:type="spellStart"/>
-      <w:r>
-        <w:rPr>
-          <w:rFonts w:ascii="Times New Roman" w:hAnsi="Times New Roman"/>
-          <w:sz w:val="24"/>
-          <w:szCs w:val="24"/>
-        </w:rPr>
-        <w:t>floors</w:t>
-      </w:r>
-      <w:proofErr w:type="spellEnd"/>
-      <w:r>
-        <w:rPr>
-          <w:rFonts w:ascii="Times New Roman" w:hAnsi="Times New Roman"/>
-          <w:sz w:val="24"/>
-          <w:szCs w:val="24"/>
-        </w:rPr>
-        <w:t>}}; материал стен - {{</w:t>
-      </w:r>
       <w:r>
         <w:rPr>
           <w:rFonts w:ascii="Times New Roman" w:hAnsi="Times New Roman"/>
@@ -608,122 +557,15 @@
           <w:szCs w:val="24"/>
           <w:lang w:val="en-US"/>
         </w:rPr>
-        <w:t>property</w:t>
-      </w:r>
-      <w:r>
-        <w:rPr>
-          <w:rFonts w:ascii="Times New Roman" w:hAnsi="Times New Roman"/>
-          <w:sz w:val="24"/>
-          <w:szCs w:val="24"/>
-        </w:rPr>
-        <w:t>.</w:t>
-      </w:r>
-      <w:proofErr w:type="spellStart"/>
-      <w:r>
-        <w:rPr>
-          <w:rFonts w:ascii="Times New Roman" w:hAnsi="Times New Roman"/>
-          <w:sz w:val="24"/>
-          <w:szCs w:val="24"/>
-        </w:rPr>
-        <w:t>wallMaterial</w:t>
-      </w:r>
-      <w:proofErr w:type="spellEnd"/>
-      <w:r>
-        <w:rPr>
-          <w:rFonts w:ascii="Times New Roman" w:hAnsi="Times New Roman"/>
-          <w:sz w:val="24"/>
-          <w:szCs w:val="24"/>
-        </w:rPr>
-        <w:t>}}; год постройки - {{</w:t>
-      </w:r>
-      <w:r>
-        <w:rPr>
-          <w:rFonts w:ascii="Times New Roman" w:hAnsi="Times New Roman"/>
-          <w:sz w:val="24"/>
-          <w:szCs w:val="24"/>
-          <w:lang w:val="en-US"/>
-        </w:rPr>
-        <w:t>property</w:t>
-      </w:r>
-      <w:r>
-        <w:rPr>
-          <w:rFonts w:ascii="Times New Roman" w:hAnsi="Times New Roman"/>
-          <w:sz w:val="24"/>
-          <w:szCs w:val="24"/>
-        </w:rPr>
-        <w:t>.</w:t>
-      </w:r>
-      <w:proofErr w:type="spellStart"/>
-      <w:r>
-        <w:rPr>
-          <w:rFonts w:ascii="Times New Roman" w:hAnsi="Times New Roman"/>
-          <w:sz w:val="24"/>
-          <w:szCs w:val="24"/>
-        </w:rPr>
-        <w:t>yearBuilt</w:t>
-      </w:r>
-      <w:proofErr w:type="spellEnd"/>
-      <w:r>
-        <w:rPr>
-          <w:rFonts w:ascii="Times New Roman" w:hAnsi="Times New Roman"/>
-          <w:sz w:val="24"/>
-          <w:szCs w:val="24"/>
-        </w:rPr>
-        <w:t>}}; {{#property.isApartment}}инвентарный номер - {{</w:t>
-      </w:r>
-      <w:r>
-        <w:rPr>
-          <w:rFonts w:ascii="Times New Roman" w:hAnsi="Times New Roman"/>
-          <w:sz w:val="24"/>
-          <w:szCs w:val="24"/>
-          <w:lang w:val="en-US"/>
-        </w:rPr>
-        <w:t>property</w:t>
-      </w:r>
-      <w:r>
-        <w:rPr>
-          <w:rFonts w:ascii="Times New Roman" w:hAnsi="Times New Roman"/>
-          <w:sz w:val="24"/>
-          <w:szCs w:val="24"/>
-        </w:rPr>
-        <w:t>.</w:t>
-      </w:r>
-      <w:proofErr w:type="spellStart"/>
-      <w:r>
-        <w:rPr>
-          <w:rFonts w:ascii="Times New Roman" w:hAnsi="Times New Roman"/>
-          <w:sz w:val="24"/>
-          <w:szCs w:val="24"/>
-          <w:lang w:val="en-US"/>
-        </w:rPr>
-        <w:t>inventoryNumber</w:t>
-      </w:r>
-      <w:proofErr w:type="spellEnd"/>
-      <w:r>
-        <w:rPr>
-          <w:rFonts w:ascii="Times New Roman" w:hAnsi="Times New Roman"/>
-          <w:sz w:val="24"/>
-          <w:szCs w:val="24"/>
-        </w:rPr>
-        <w:t>}} {{/</w:t>
-      </w:r>
-      <w:proofErr w:type="spellStart"/>
-      <w:r>
-        <w:rPr>
-          <w:rFonts w:ascii="Times New Roman" w:hAnsi="Times New Roman"/>
-          <w:sz w:val="24"/>
-          <w:szCs w:val="24"/>
-        </w:rPr>
-        <w:t>property.isApartment</w:t>
-      </w:r>
-      <w:proofErr w:type="spellEnd"/>
-      <w:r>
-        <w:rPr>
-          <w:rFonts w:ascii="Times New Roman" w:hAnsi="Times New Roman"/>
-          <w:sz w:val="24"/>
-          <w:szCs w:val="24"/>
-        </w:rPr>
-        <w:t>}}{</w:t>
+        <w:t>ownershipForm</w:t>
+      </w:r>
+      <w:r>
+        <w:rPr>
+          <w:rFonts w:ascii="Times New Roman" w:hAnsi="Times New Roman"/>
+          <w:sz w:val="24"/>
+          <w:szCs w:val="24"/>
+        </w:rPr>
+        <w:t>}}</w:t>
       </w:r>
       <w:r>
         <w:rPr>
@@ -732,159 +574,7 @@
           <w:szCs w:val="24"/>
           <w:lang w:val="ru-BY"/>
         </w:rPr>
-        <w:t xml:space="preserve">{#property.isHouse}}кадастровый </w:t>
-      </w:r>
-      <w:r>
-        <w:rPr>
-          <w:rFonts w:ascii="Times New Roman" w:hAnsi="Times New Roman"/>
-          <w:sz w:val="24"/>
-          <w:szCs w:val="24"/>
-        </w:rPr>
-        <w:t>номер – {{</w:t>
-      </w:r>
-      <w:r>
-        <w:rPr>
-          <w:rFonts w:ascii="Times New Roman" w:hAnsi="Times New Roman"/>
-          <w:sz w:val="24"/>
-          <w:szCs w:val="24"/>
-          <w:lang w:val="en-US"/>
-        </w:rPr>
-        <w:t>property</w:t>
-      </w:r>
-      <w:r>
-        <w:rPr>
-          <w:rFonts w:ascii="Times New Roman" w:hAnsi="Times New Roman"/>
-          <w:sz w:val="24"/>
-          <w:szCs w:val="24"/>
-        </w:rPr>
-        <w:t>.</w:t>
-      </w:r>
-      <w:proofErr w:type="spellStart"/>
-      <w:r>
-        <w:rPr>
-          <w:rFonts w:ascii="Times New Roman" w:hAnsi="Times New Roman"/>
-          <w:sz w:val="24"/>
-          <w:szCs w:val="24"/>
-        </w:rPr>
-        <w:t>cadastre</w:t>
-      </w:r>
-      <w:proofErr w:type="spellEnd"/>
-      <w:r>
-        <w:rPr>
-          <w:rFonts w:ascii="Times New Roman" w:hAnsi="Times New Roman"/>
-          <w:sz w:val="24"/>
-          <w:szCs w:val="24"/>
-        </w:rPr>
-        <w:t>}}; площадь земельного участка – {{</w:t>
-      </w:r>
-      <w:r>
-        <w:rPr>
-          <w:rFonts w:ascii="Times New Roman" w:hAnsi="Times New Roman"/>
-          <w:sz w:val="24"/>
-          <w:szCs w:val="24"/>
-          <w:lang w:val="en-US"/>
-        </w:rPr>
-        <w:t>property</w:t>
-      </w:r>
-      <w:r>
-        <w:rPr>
-          <w:rFonts w:ascii="Times New Roman" w:hAnsi="Times New Roman"/>
-          <w:sz w:val="24"/>
-          <w:szCs w:val="24"/>
-        </w:rPr>
-        <w:t>.</w:t>
-      </w:r>
-      <w:r>
-        <w:rPr>
-          <w:rFonts w:ascii="Times New Roman" w:hAnsi="Times New Roman"/>
-          <w:sz w:val="24"/>
-          <w:szCs w:val="24"/>
-          <w:lang w:val="en-US"/>
-        </w:rPr>
-        <w:t>l</w:t>
-      </w:r>
-      <w:proofErr w:type="spellStart"/>
-      <w:r>
-        <w:rPr>
-          <w:rFonts w:ascii="Times New Roman" w:hAnsi="Times New Roman"/>
-          <w:sz w:val="24"/>
-          <w:szCs w:val="24"/>
-        </w:rPr>
-        <w:t>andArea</w:t>
-      </w:r>
-      <w:proofErr w:type="spellEnd"/>
-      <w:r>
-        <w:rPr>
-          <w:rFonts w:ascii="Times New Roman" w:hAnsi="Times New Roman"/>
-          <w:sz w:val="24"/>
-          <w:szCs w:val="24"/>
-        </w:rPr>
-        <w:t>}} га; форма собственности – {{</w:t>
-      </w:r>
-      <w:r>
-        <w:rPr>
-          <w:rFonts w:ascii="Times New Roman" w:hAnsi="Times New Roman"/>
-          <w:sz w:val="24"/>
-          <w:szCs w:val="24"/>
-          <w:lang w:val="en-US"/>
-        </w:rPr>
-        <w:t>property</w:t>
-      </w:r>
-      <w:r>
-        <w:rPr>
-          <w:rFonts w:ascii="Times New Roman" w:hAnsi="Times New Roman"/>
-          <w:sz w:val="24"/>
-          <w:szCs w:val="24"/>
-        </w:rPr>
-        <w:t>.</w:t>
-      </w:r>
-      <w:proofErr w:type="spellStart"/>
-      <w:r>
-        <w:rPr>
-          <w:rFonts w:ascii="Times New Roman" w:hAnsi="Times New Roman"/>
-          <w:sz w:val="24"/>
-          <w:szCs w:val="24"/>
-          <w:lang w:val="en-US"/>
-        </w:rPr>
-        <w:t>ownershipForm</w:t>
-      </w:r>
-      <w:proofErr w:type="spellEnd"/>
-      <w:r>
-        <w:rPr>
-          <w:rFonts w:ascii="Times New Roman" w:hAnsi="Times New Roman"/>
-          <w:sz w:val="24"/>
-          <w:szCs w:val="24"/>
-        </w:rPr>
-        <w:t>}}</w:t>
-      </w:r>
-      <w:r>
-        <w:rPr>
-          <w:rFonts w:ascii="Times New Roman" w:hAnsi="Times New Roman"/>
-          <w:sz w:val="24"/>
-          <w:szCs w:val="24"/>
-          <w:lang w:val="ru-BY"/>
-        </w:rPr>
-        <w:t>{{/</w:t>
-      </w:r>
-      <w:proofErr w:type="spellStart"/>
-      <w:r>
-        <w:rPr>
-          <w:rFonts w:ascii="Times New Roman" w:hAnsi="Times New Roman"/>
-          <w:sz w:val="24"/>
-          <w:szCs w:val="24"/>
-          <w:lang w:val="ru-BY"/>
-        </w:rPr>
-        <w:t>property.isHouse</w:t>
-      </w:r>
-      <w:proofErr w:type="spellEnd"/>
-      <w:r>
-        <w:rPr>
-          <w:rFonts w:ascii="Times New Roman" w:hAnsi="Times New Roman"/>
-          <w:sz w:val="24"/>
-          <w:szCs w:val="24"/>
-          <w:lang w:val="ru-BY"/>
-        </w:rPr>
-        <w:t>}}.</w:t>
+        <w:t>{{/property.isHouse}}.</w:t>
       </w:r>
     </w:p>
     <w:p>
@@ -989,64 +679,16 @@
           <w:szCs w:val="24"/>
           <w:lang w:eastAsia="ru-RU"/>
         </w:rPr>
-        <w:t>{{</w:t>
-      </w:r>
-      <w:proofErr w:type="spellStart"/>
-      <w:proofErr w:type="gramStart"/>
-      <w:r>
-        <w:rPr>
-          <w:rFonts w:ascii="Times New Roman" w:eastAsia="Times New Roman" w:hAnsi="Times New Roman"/>
-          <w:b/>
-          <w:bCs/>
-          <w:sz w:val="24"/>
-          <w:szCs w:val="24"/>
-          <w:lang w:eastAsia="ru-RU"/>
-        </w:rPr>
-        <w:t>property.priceBYN</w:t>
-      </w:r>
-      <w:proofErr w:type="spellEnd"/>
-      <w:proofErr w:type="gramEnd"/>
-      <w:r>
-        <w:rPr>
-          <w:rFonts w:ascii="Times New Roman" w:eastAsia="Times New Roman" w:hAnsi="Times New Roman"/>
-          <w:b/>
-          <w:bCs/>
-          <w:sz w:val="24"/>
-          <w:szCs w:val="24"/>
-          <w:lang w:eastAsia="ru-RU"/>
-        </w:rPr>
-        <w:t>}}</w:t>
-      </w:r>
-      <w:r>
-        <w:rPr>
-          <w:rFonts w:ascii="Times New Roman" w:eastAsia="Times New Roman" w:hAnsi="Times New Roman"/>
-          <w:sz w:val="24"/>
-          <w:szCs w:val="24"/>
-          <w:lang w:eastAsia="ru-RU"/>
-        </w:rPr>
-        <w:t xml:space="preserve"> белорусских рублей ({{</w:t>
-      </w:r>
-      <w:proofErr w:type="spellStart"/>
-      <w:proofErr w:type="gramStart"/>
-      <w:r>
-        <w:rPr>
-          <w:rFonts w:ascii="Times New Roman" w:eastAsia="Times New Roman" w:hAnsi="Times New Roman"/>
-          <w:sz w:val="24"/>
-          <w:szCs w:val="24"/>
-          <w:lang w:eastAsia="ru-RU"/>
-        </w:rPr>
-        <w:t>property.priceWords</w:t>
-      </w:r>
-      <w:proofErr w:type="spellEnd"/>
-      <w:proofErr w:type="gramEnd"/>
-      <w:r>
-        <w:rPr>
-          <w:rFonts w:ascii="Times New Roman" w:eastAsia="Times New Roman" w:hAnsi="Times New Roman"/>
-          <w:sz w:val="24"/>
-          <w:szCs w:val="24"/>
-          <w:lang w:eastAsia="ru-RU"/>
-        </w:rPr>
-        <w:t>}}).</w:t>
+        <w:t>{{property.priceBYN}}</w:t>
+      </w:r>
+      <w:r>
+        <w:rPr>
+          <w:rFonts w:ascii="Times New Roman" w:eastAsia="Times New Roman" w:hAnsi="Times New Roman"/>
+          <w:sz w:val="24"/>
+          <w:szCs w:val="24"/>
+          <w:lang w:eastAsia="ru-RU"/>
+        </w:rPr>
+        <w:t xml:space="preserve"> белорусских рублей ({{property.priceWords}}).</w:t>
       </w:r>
     </w:p>
     <w:p>
@@ -1270,9 +912,17 @@
           <w:szCs w:val="24"/>
           <w:lang w:eastAsia="ru-RU"/>
         </w:rPr>
-        <w:t>{{</w:t>
-      </w:r>
-      <w:proofErr w:type="spellStart"/>
+        <w:t>{{commission.percent}} %</w:t>
+      </w:r>
+      <w:r>
+        <w:rPr>
+          <w:rFonts w:ascii="Times New Roman" w:eastAsia="Times New Roman" w:hAnsi="Times New Roman"/>
+          <w:sz w:val="24"/>
+          <w:szCs w:val="24"/>
+          <w:lang w:eastAsia="ru-RU"/>
+        </w:rPr>
+        <w:t xml:space="preserve"> от стоимости объекта недвижимого имущества, а именно </w:t>
+      </w:r>
       <w:r>
         <w:rPr>
           <w:rFonts w:ascii="Times New Roman" w:eastAsia="Times New Roman" w:hAnsi="Times New Roman"/>
@@ -1282,92 +932,16 @@
           <w:szCs w:val="24"/>
           <w:lang w:eastAsia="ru-RU"/>
         </w:rPr>
-        <w:t>commission.percent</w:t>
-      </w:r>
-      <w:proofErr w:type="spellEnd"/>
-      <w:r>
-        <w:rPr>
-          <w:rFonts w:ascii="Times New Roman" w:eastAsia="Times New Roman" w:hAnsi="Times New Roman"/>
-          <w:b/>
-          <w:bCs/>
-          <w:sz w:val="24"/>
-          <w:szCs w:val="24"/>
-          <w:lang w:eastAsia="ru-RU"/>
-        </w:rPr>
-        <w:t>}} %</w:t>
-      </w:r>
-      <w:r>
-        <w:rPr>
-          <w:rFonts w:ascii="Times New Roman" w:eastAsia="Times New Roman" w:hAnsi="Times New Roman"/>
-          <w:sz w:val="24"/>
-          <w:szCs w:val="24"/>
-          <w:lang w:eastAsia="ru-RU"/>
-        </w:rPr>
-        <w:t xml:space="preserve"> от стоимости объекта недвижимого имущества, а именно </w:t>
-      </w:r>
-      <w:r>
-        <w:rPr>
-          <w:rFonts w:ascii="Times New Roman" w:eastAsia="Times New Roman" w:hAnsi="Times New Roman"/>
-          <w:b/>
-          <w:bCs/>
-          <w:sz w:val="24"/>
-          <w:szCs w:val="24"/>
-          <w:lang w:eastAsia="ru-RU"/>
-        </w:rPr>
-        <w:t>{{</w:t>
-      </w:r>
-      <w:proofErr w:type="spellStart"/>
-      <w:r>
-        <w:rPr>
-          <w:rFonts w:ascii="Times New Roman" w:eastAsia="Times New Roman" w:hAnsi="Times New Roman"/>
-          <w:b/>
-          <w:bCs/>
-          <w:sz w:val="24"/>
-          <w:szCs w:val="24"/>
-          <w:lang w:eastAsia="ru-RU"/>
-        </w:rPr>
-        <w:t>commission.amountBYN</w:t>
-      </w:r>
-      <w:proofErr w:type="spellEnd"/>
-      <w:r>
-        <w:rPr>
-          <w:rFonts w:ascii="Times New Roman" w:eastAsia="Times New Roman" w:hAnsi="Times New Roman"/>
-          <w:b/>
-          <w:bCs/>
-          <w:sz w:val="24"/>
-          <w:szCs w:val="24"/>
-          <w:lang w:eastAsia="ru-RU"/>
-        </w:rPr>
-        <w:t>}}</w:t>
-      </w:r>
-      <w:r>
-        <w:rPr>
-          <w:rFonts w:ascii="Times New Roman" w:eastAsia="Times New Roman" w:hAnsi="Times New Roman"/>
-          <w:sz w:val="24"/>
-          <w:szCs w:val="24"/>
-          <w:lang w:eastAsia="ru-RU"/>
-        </w:rPr>
-        <w:t xml:space="preserve">  белорусских рублей ({{</w:t>
-      </w:r>
-      <w:proofErr w:type="spellStart"/>
-      <w:r>
-        <w:rPr>
-          <w:rFonts w:ascii="Times New Roman" w:eastAsia="Times New Roman" w:hAnsi="Times New Roman"/>
-          <w:sz w:val="24"/>
-          <w:szCs w:val="24"/>
-          <w:lang w:eastAsia="ru-RU"/>
-        </w:rPr>
-        <w:t>commission.amountWords</w:t>
-      </w:r>
-      <w:proofErr w:type="spellEnd"/>
-      <w:r>
-        <w:rPr>
-          <w:rFonts w:ascii="Times New Roman" w:eastAsia="Times New Roman" w:hAnsi="Times New Roman"/>
-          <w:sz w:val="24"/>
-          <w:szCs w:val="24"/>
-          <w:lang w:eastAsia="ru-RU"/>
-        </w:rPr>
-        <w:t>}}), с включением в такую оплату затрат по риэлтерским услугам, указанным в абзацах втором — шестом пункта 1 статьи 16 Закона Республики Беларусь от 8 мая 2025 г. № 71-З «О риэлтерской деятельности».</w:t>
+        <w:t>{{commission.amountBYN}}</w:t>
+      </w:r>
+      <w:r>
+        <w:rPr>
+          <w:rFonts w:ascii="Times New Roman" w:eastAsia="Times New Roman" w:hAnsi="Times New Roman"/>
+          <w:sz w:val="24"/>
+          <w:szCs w:val="24"/>
+          <w:lang w:eastAsia="ru-RU"/>
+        </w:rPr>
+        <w:t xml:space="preserve">  белорусских рублей ({{commission.amountWords}}), с включением в такую оплату затрат по риэлтерским услугам, указанным в абзацах втором — шестом пункта 1 статьи 16 Закона Республики Беларусь от 8 мая 2025 г. № 71-З «О риэлтерской деятельности».</w:t>
       </w:r>
       <w:bookmarkStart w:id="2" w:name="_Hlk225347332"/>
       <w:bookmarkEnd w:id="2"/>
@@ -3902,30 +3476,8 @@
           <w:szCs w:val="24"/>
           <w:lang w:eastAsia="ru-RU"/>
         </w:rPr>
-        <w:t>4.1. Настоящий договор вступает в силу со дня подписания его Сторонами и действует до {{</w:t>
-      </w:r>
-      <w:proofErr w:type="spellStart"/>
-      <w:proofErr w:type="gramStart"/>
-      <w:r>
-        <w:rPr>
-          <w:rFonts w:ascii="Times New Roman" w:eastAsia="Times New Roman" w:hAnsi="Times New Roman"/>
-          <w:sz w:val="24"/>
-          <w:szCs w:val="24"/>
-          <w:lang w:eastAsia="ru-RU"/>
-        </w:rPr>
-        <w:t>deal.endDateText</w:t>
-      </w:r>
-      <w:proofErr w:type="spellEnd"/>
-      <w:r>
-        <w:rPr>
-          <w:rFonts w:ascii="Times New Roman" w:eastAsia="Times New Roman" w:hAnsi="Times New Roman"/>
-          <w:sz w:val="24"/>
-          <w:szCs w:val="24"/>
-          <w:lang w:eastAsia="ru-RU"/>
-        </w:rPr>
-        <w:t>}}г.</w:t>
-      </w:r>
-      <w:proofErr w:type="gramEnd"/>
+        <w:t>4.1. Настоящий договор вступает в силу со дня подписания его Сторонами и действует до {{deal.endDateText}}г.</w:t>
+      </w:r>
     </w:p>
     <w:p>
       <w:pPr>
@@ -5499,31 +5051,7 @@
           <w:szCs w:val="20"/>
           <w:lang w:eastAsia="ru-RU"/>
         </w:rPr>
-        <w:t>Ответственный риэлтер по настоящему договору {{</w:t>
-      </w:r>
-      <w:proofErr w:type="spellStart"/>
-      <w:proofErr w:type="gramStart"/>
-      <w:r>
-        <w:rPr>
-          <w:rFonts w:ascii="Times New Roman" w:eastAsia="Times New Roman" w:hAnsi="Times New Roman"/>
-          <w:i/>
-          <w:sz w:val="20"/>
-          <w:szCs w:val="20"/>
-          <w:lang w:eastAsia="ru-RU"/>
-        </w:rPr>
-        <w:t>agent.initials</w:t>
-      </w:r>
-      <w:proofErr w:type="spellEnd"/>
-      <w:proofErr w:type="gramEnd"/>
-      <w:r>
-        <w:rPr>
-          <w:rFonts w:ascii="Times New Roman" w:eastAsia="Times New Roman" w:hAnsi="Times New Roman"/>
-          <w:i/>
-          <w:sz w:val="20"/>
-          <w:szCs w:val="20"/>
-          <w:lang w:eastAsia="ru-RU"/>
-        </w:rPr>
-        <w:t>}}</w:t>
+        <w:t>Ответственный риэлтер по настоящему договору {{agent.initials}}</w:t>
       </w:r>
     </w:p>
     <w:p>
@@ -5573,10 +5101,8 @@
           <w:szCs w:val="20"/>
           <w:lang w:eastAsia="ru-RU"/>
         </w:rPr>
-        <w:t>№ {{</w:t>
-      </w:r>
-      <w:proofErr w:type="spellStart"/>
-      <w:proofErr w:type="gramStart"/>
+        <w:t>№ {{agent.attestationNumber}}</w:t>
+      </w:r>
       <w:r>
         <w:rPr>
           <w:rFonts w:ascii="Times New Roman" w:eastAsia="Times New Roman" w:hAnsi="Times New Roman"/>
@@ -5585,10 +5111,8 @@
           <w:szCs w:val="20"/>
           <w:lang w:eastAsia="ru-RU"/>
         </w:rPr>
-        <w:t>agent.attestationNumber</w:t>
-      </w:r>
-      <w:proofErr w:type="spellEnd"/>
-      <w:proofErr w:type="gramEnd"/>
+        <w:t xml:space="preserve"> </w:t>
+      </w:r>
       <w:r>
         <w:rPr>
           <w:rFonts w:ascii="Times New Roman" w:eastAsia="Times New Roman" w:hAnsi="Times New Roman"/>
@@ -5597,86 +5121,8 @@
           <w:szCs w:val="20"/>
           <w:lang w:eastAsia="ru-RU"/>
         </w:rPr>
-        <w:t>}}</w:t>
-      </w:r>
-      <w:r>
-        <w:rPr>
-          <w:rFonts w:ascii="Times New Roman" w:eastAsia="Times New Roman" w:hAnsi="Times New Roman"/>
-          <w:i/>
-          <w:sz w:val="20"/>
-          <w:szCs w:val="20"/>
-          <w:lang w:eastAsia="ru-RU"/>
-        </w:rPr>
-        <w:t xml:space="preserve"> </w:t>
-      </w:r>
-      <w:r>
-        <w:rPr>
-          <w:rFonts w:ascii="Times New Roman" w:eastAsia="Times New Roman" w:hAnsi="Times New Roman"/>
-          <w:i/>
-          <w:sz w:val="20"/>
-          <w:szCs w:val="20"/>
-          <w:lang w:eastAsia="ru-RU"/>
-        </w:rPr>
-        <w:t>от {{</w:t>
-      </w:r>
-      <w:proofErr w:type="spellStart"/>
-      <w:proofErr w:type="gramStart"/>
-      <w:r>
-        <w:rPr>
-          <w:rFonts w:ascii="Times New Roman" w:eastAsia="Times New Roman" w:hAnsi="Times New Roman"/>
-          <w:i/>
-          <w:sz w:val="20"/>
-          <w:szCs w:val="20"/>
-          <w:lang w:eastAsia="ru-RU"/>
-        </w:rPr>
-        <w:t>agent.attestationDate</w:t>
-      </w:r>
-      <w:proofErr w:type="spellEnd"/>
-      <w:r>
-        <w:rPr>
-          <w:rFonts w:ascii="Times New Roman" w:eastAsia="Times New Roman" w:hAnsi="Times New Roman"/>
-          <w:i/>
-          <w:sz w:val="20"/>
-          <w:szCs w:val="20"/>
-          <w:lang w:eastAsia="ru-RU"/>
-        </w:rPr>
-        <w:t>}}г</w:t>
-      </w:r>
-      <w:proofErr w:type="gramEnd"/>
-      <w:r>
-        <w:rPr>
-          <w:rFonts w:ascii="Times New Roman" w:eastAsia="Times New Roman" w:hAnsi="Times New Roman"/>
-          <w:i/>
-          <w:sz w:val="20"/>
-          <w:szCs w:val="20"/>
-          <w:lang w:eastAsia="ru-RU"/>
-        </w:rPr>
-        <w:t>, действует до {{</w:t>
-      </w:r>
-      <w:proofErr w:type="spellStart"/>
-      <w:proofErr w:type="gramStart"/>
-      <w:r>
-        <w:rPr>
-          <w:rFonts w:ascii="Times New Roman" w:eastAsia="Times New Roman" w:hAnsi="Times New Roman"/>
-          <w:i/>
-          <w:sz w:val="20"/>
-          <w:szCs w:val="20"/>
-          <w:lang w:eastAsia="ru-RU"/>
-        </w:rPr>
-        <w:t>agent.attestationExpiry</w:t>
-      </w:r>
-      <w:proofErr w:type="spellEnd"/>
-      <w:r>
-        <w:rPr>
-          <w:rFonts w:ascii="Times New Roman" w:eastAsia="Times New Roman" w:hAnsi="Times New Roman"/>
-          <w:i/>
-          <w:sz w:val="20"/>
-          <w:szCs w:val="20"/>
-          <w:lang w:eastAsia="ru-RU"/>
-        </w:rPr>
-        <w:t>}}г</w:t>
-      </w:r>
-      <w:proofErr w:type="gramEnd"/>
+        <w:t>от {{agent.attestationDate}}г, действует до {{agent.attestationExpiry}}г</w:t>
+      </w:r>
     </w:p>
     <w:p>
       <w:pPr>
@@ -5704,35 +5150,7 @@
           <w:szCs w:val="20"/>
           <w:lang w:eastAsia="ru-RU"/>
         </w:rPr>
-        <w:t>Идентификационная пластиковая карточка {{</w:t>
-      </w:r>
-      <w:proofErr w:type="spellStart"/>
-      <w:proofErr w:type="gramStart"/>
-      <w:r>
-        <w:rPr>
-          <w:rFonts w:ascii="Times New Roman" w:eastAsia="Times New Roman" w:hAnsi="Times New Roman"/>
-          <w:bCs/>
-          <w:i/>
-          <w:iCs/>
-          <w:sz w:val="20"/>
-          <w:szCs w:val="20"/>
-          <w:lang w:eastAsia="ru-RU"/>
-        </w:rPr>
-        <w:t>agent.cardNumber</w:t>
-      </w:r>
-      <w:proofErr w:type="spellEnd"/>
-      <w:proofErr w:type="gramEnd"/>
-      <w:r>
-        <w:rPr>
-          <w:rFonts w:ascii="Times New Roman" w:eastAsia="Times New Roman" w:hAnsi="Times New Roman"/>
-          <w:bCs/>
-          <w:i/>
-          <w:iCs/>
-          <w:sz w:val="20"/>
-          <w:szCs w:val="20"/>
-          <w:lang w:eastAsia="ru-RU"/>
-        </w:rPr>
-        <w:t>}}</w:t>
+        <w:t>Идентификационная пластиковая карточка {{agent.cardNumber}}</w:t>
       </w:r>
     </w:p>
     <w:p>
@@ -6105,29 +5523,17 @@
                 <w:szCs w:val="20"/>
                 <w:lang w:val="en-US"/>
               </w:rPr>
-              <w:t xml:space="preserve"> BY28 ALFA 3012 2J91 2500 1027 </w:t>
-            </w:r>
-            <w:proofErr w:type="gramStart"/>
+              <w:t xml:space="preserve"> BY28 ALFA 3012 2J91 2500 1027 0000  </w:t>
+            </w:r>
             <w:r>
               <w:rPr>
                 <w:rFonts w:ascii="Times New Roman" w:eastAsia="Times New Roman" w:hAnsi="Times New Roman"/>
                 <w:color w:val="000000"/>
                 <w:sz w:val="20"/>
                 <w:szCs w:val="20"/>
-                <w:lang w:val="en-US"/>
-              </w:rPr>
-              <w:t xml:space="preserve">0000  </w:t>
-            </w:r>
-            <w:r>
-              <w:rPr>
-                <w:rFonts w:ascii="Times New Roman" w:eastAsia="Times New Roman" w:hAnsi="Times New Roman"/>
-                <w:color w:val="000000"/>
-                <w:sz w:val="20"/>
-                <w:szCs w:val="20"/>
               </w:rPr>
               <w:t>БИК</w:t>
             </w:r>
-            <w:proofErr w:type="gramEnd"/>
             <w:r>
               <w:rPr>
                 <w:rFonts w:ascii="Times New Roman" w:eastAsia="Times New Roman" w:hAnsi="Times New Roman"/>
@@ -6167,27 +5573,7 @@
                 <w:sz w:val="20"/>
                 <w:szCs w:val="20"/>
               </w:rPr>
-              <w:t xml:space="preserve">ЗАО «Альфа-Банк»,220007, </w:t>
-            </w:r>
-            <w:proofErr w:type="spellStart"/>
-            <w:r>
-              <w:rPr>
-                <w:rFonts w:ascii="Times New Roman" w:eastAsia="Times New Roman" w:hAnsi="Times New Roman"/>
-                <w:color w:val="000000"/>
-                <w:sz w:val="20"/>
-                <w:szCs w:val="20"/>
-              </w:rPr>
-              <w:t>г.Минск</w:t>
-            </w:r>
-            <w:proofErr w:type="spellEnd"/>
-            <w:r>
-              <w:rPr>
-                <w:rFonts w:ascii="Times New Roman" w:eastAsia="Times New Roman" w:hAnsi="Times New Roman"/>
-                <w:color w:val="000000"/>
-                <w:sz w:val="20"/>
-                <w:szCs w:val="20"/>
-              </w:rPr>
-              <w:t>, ул.Сурганова,43-47 УНП 101541947</w:t>
+              <w:t>ЗАО «Альфа-Банк»,220007, г.Минск, ул.Сурганова,43-47 УНП 101541947</w:t>
             </w:r>
           </w:p>
           <w:p>
@@ -6286,7 +5672,6 @@
                 </w:rPr>
                 <w:t>://</w:t>
               </w:r>
-              <w:proofErr w:type="spellStart"/>
               <w:r>
                 <w:rPr>
                   <w:rStyle w:val="a6"/>
@@ -6297,7 +5682,6 @@
                 </w:rPr>
                 <w:t>germesgarant</w:t>
               </w:r>
-              <w:proofErr w:type="spellEnd"/>
               <w:r>
                 <w:rPr>
                   <w:rStyle w:val="a6"/>
@@ -6329,7 +5713,6 @@
                 <w:lang w:eastAsia="ru-RU"/>
               </w:rPr>
             </w:pPr>
-            <w:proofErr w:type="spellStart"/>
             <w:r>
               <w:rPr>
                 <w:rFonts w:ascii="Times New Roman" w:eastAsia="Times New Roman" w:hAnsi="Times New Roman"/>
@@ -6356,17 +5739,7 @@
                 <w:szCs w:val="20"/>
                 <w:lang w:eastAsia="ru-RU"/>
               </w:rPr>
-              <w:t>Турко</w:t>
-            </w:r>
-            <w:proofErr w:type="spellEnd"/>
-            <w:r>
-              <w:rPr>
-                <w:rFonts w:ascii="Times New Roman" w:eastAsia="Times New Roman" w:hAnsi="Times New Roman"/>
-                <w:sz w:val="20"/>
-                <w:szCs w:val="20"/>
-                <w:lang w:eastAsia="ru-RU"/>
-              </w:rPr>
-              <w:t xml:space="preserve"> О.Р.</w:t>
+              <w:t>Турко О.Р.</w:t>
             </w:r>
           </w:p>
           <w:p>
@@ -6915,6 +6288,7 @@
     </w:p>
     <w:p>
       <w:pPr>
+        <w:pageBreakBefore/>
         <w:spacing w:after="0"/>
         <w:ind w:left="7938"/>
         <w:jc w:val="both"/>
@@ -6922,121 +6296,43 @@
           <w:rFonts w:ascii="Times New Roman" w:hAnsi="Times New Roman"/>
           <w:sz w:val="16"/>
           <w:szCs w:val="16"/>
-          <w:lang w:val="en-US"/>
-        </w:rPr>
-      </w:pPr>
+        </w:rPr>
+      </w:pPr>
+      <w:r>
+        <w:rPr>
+          <w:rFonts w:ascii="Times New Roman" w:hAnsi="Times New Roman"/>
+          <w:sz w:val="16"/>
+          <w:szCs w:val="16"/>
+        </w:rPr>
+        <w:lastRenderedPageBreak/>
+        <w:t>П</w:t>
+      </w:r>
+      <w:r>
+        <w:rPr>
+          <w:rFonts w:ascii="Times New Roman" w:hAnsi="Times New Roman"/>
+          <w:sz w:val="16"/>
+          <w:szCs w:val="16"/>
+        </w:rPr>
+        <w:t>риложение 1</w:t>
+      </w:r>
     </w:p>
     <w:p>
       <w:pPr>
         <w:spacing w:after="0"/>
         <w:ind w:left="7938"/>
-        <w:jc w:val="both"/>
         <w:rPr>
           <w:rFonts w:ascii="Times New Roman" w:hAnsi="Times New Roman"/>
           <w:sz w:val="16"/>
           <w:szCs w:val="16"/>
-          <w:lang w:val="en-US"/>
-        </w:rPr>
-      </w:pPr>
-    </w:p>
-    <w:p>
-      <w:pPr>
-        <w:spacing w:after="0"/>
-        <w:ind w:left="7938"/>
-        <w:jc w:val="both"/>
+        </w:rPr>
+      </w:pPr>
+      <w:r>
         <w:rPr>
           <w:rFonts w:ascii="Times New Roman" w:hAnsi="Times New Roman"/>
           <w:sz w:val="16"/>
           <w:szCs w:val="16"/>
-          <w:lang w:val="en-US"/>
-        </w:rPr>
-      </w:pPr>
-    </w:p>
-    <w:p>
-      <w:pPr>
-        <w:spacing w:after="0"/>
-        <w:ind w:left="7938"/>
-        <w:jc w:val="both"/>
-        <w:rPr>
-          <w:rFonts w:ascii="Times New Roman" w:hAnsi="Times New Roman"/>
-          <w:sz w:val="16"/>
-          <w:szCs w:val="16"/>
-        </w:rPr>
-      </w:pPr>
-      <w:r>
-        <w:rPr>
-          <w:rFonts w:ascii="Times New Roman" w:hAnsi="Times New Roman"/>
-          <w:sz w:val="16"/>
-          <w:szCs w:val="16"/>
-        </w:rPr>
-        <w:t>П</w:t>
-      </w:r>
-      <w:r>
-        <w:rPr>
-          <w:rFonts w:ascii="Times New Roman" w:hAnsi="Times New Roman"/>
-          <w:sz w:val="16"/>
-          <w:szCs w:val="16"/>
-        </w:rPr>
-        <w:t>риложение 1</w:t>
-      </w:r>
-    </w:p>
-    <w:p>
-      <w:pPr>
-        <w:spacing w:after="0"/>
-        <w:ind w:left="7938"/>
-        <w:rPr>
-          <w:rFonts w:ascii="Times New Roman" w:hAnsi="Times New Roman"/>
-          <w:sz w:val="16"/>
-          <w:szCs w:val="16"/>
-        </w:rPr>
-      </w:pPr>
-      <w:r>
-        <w:rPr>
-          <w:rFonts w:ascii="Times New Roman" w:hAnsi="Times New Roman"/>
-          <w:sz w:val="16"/>
-          <w:szCs w:val="16"/>
-        </w:rPr>
-        <w:t>к договору оказания риэлтерских услуг по содействию в продаже объектов недвижимого имущества №{{</w:t>
-      </w:r>
-      <w:proofErr w:type="spellStart"/>
-      <w:proofErr w:type="gramStart"/>
-      <w:r>
-        <w:rPr>
-          <w:rFonts w:ascii="Times New Roman" w:hAnsi="Times New Roman"/>
-          <w:sz w:val="16"/>
-          <w:szCs w:val="16"/>
-        </w:rPr>
-        <w:t>deal.contractNumber</w:t>
-      </w:r>
-      <w:proofErr w:type="spellEnd"/>
-      <w:proofErr w:type="gramEnd"/>
-      <w:r>
-        <w:rPr>
-          <w:rFonts w:ascii="Times New Roman" w:hAnsi="Times New Roman"/>
-          <w:sz w:val="16"/>
-          <w:szCs w:val="16"/>
-        </w:rPr>
-        <w:t>}} от {{</w:t>
-      </w:r>
-      <w:proofErr w:type="spellStart"/>
-      <w:proofErr w:type="gramStart"/>
-      <w:r>
-        <w:rPr>
-          <w:rFonts w:ascii="Times New Roman" w:hAnsi="Times New Roman"/>
-          <w:sz w:val="16"/>
-          <w:szCs w:val="16"/>
-        </w:rPr>
-        <w:t>deal.date</w:t>
-      </w:r>
-      <w:proofErr w:type="spellEnd"/>
-      <w:proofErr w:type="gramEnd"/>
-      <w:r>
-        <w:rPr>
-          <w:rFonts w:ascii="Times New Roman" w:hAnsi="Times New Roman"/>
-          <w:sz w:val="16"/>
-          <w:szCs w:val="16"/>
-        </w:rPr>
-        <w:t>}}</w:t>
+        </w:rPr>
+        <w:t>к договору оказания риэлтерских услуг по содействию в продаже объектов недвижимого имущества №{{deal.contractNumber}} от {{deal.date}}</w:t>
       </w:r>
     </w:p>
     <w:p>
@@ -7178,14 +6474,12 @@
         </w:rPr>
         <w:t>1.</w:t>
       </w:r>
-      <w:proofErr w:type="spellStart"/>
       <w:r>
         <w:rPr>
           <w:sz w:val="20"/>
         </w:rPr>
         <w:t>fullName</w:t>
       </w:r>
-      <w:proofErr w:type="spellEnd"/>
       <w:r>
         <w:rPr>
           <w:sz w:val="20"/>
@@ -7206,14 +6500,12 @@
         </w:rPr>
         <w:t>1.</w:t>
       </w:r>
-      <w:proofErr w:type="spellStart"/>
       <w:r>
         <w:rPr>
           <w:sz w:val="20"/>
         </w:rPr>
         <w:t>poaSuffix</w:t>
       </w:r>
-      <w:proofErr w:type="spellEnd"/>
       <w:r>
         <w:rPr>
           <w:sz w:val="20"/>
@@ -7234,14 +6526,12 @@
         </w:rPr>
         <w:t>2.</w:t>
       </w:r>
-      <w:proofErr w:type="spellStart"/>
       <w:r>
         <w:rPr>
           <w:sz w:val="20"/>
         </w:rPr>
         <w:t>fullName</w:t>
       </w:r>
-      <w:proofErr w:type="spellEnd"/>
       <w:r>
         <w:rPr>
           <w:sz w:val="20"/>
@@ -7262,14 +6552,12 @@
         </w:rPr>
         <w:t>2.</w:t>
       </w:r>
-      <w:proofErr w:type="spellStart"/>
       <w:r>
         <w:rPr>
           <w:sz w:val="20"/>
         </w:rPr>
         <w:t>fullName</w:t>
       </w:r>
-      <w:proofErr w:type="spellEnd"/>
       <w:r>
         <w:rPr>
           <w:sz w:val="20"/>
@@ -7290,14 +6578,12 @@
         </w:rPr>
         <w:t>2.</w:t>
       </w:r>
-      <w:proofErr w:type="spellStart"/>
       <w:r>
         <w:rPr>
           <w:sz w:val="20"/>
         </w:rPr>
         <w:t>poaSuffix</w:t>
       </w:r>
-      <w:proofErr w:type="spellEnd"/>
       <w:r>
         <w:rPr>
           <w:sz w:val="20"/>
@@ -7318,14 +6604,12 @@
         </w:rPr>
         <w:t>2.</w:t>
       </w:r>
-      <w:proofErr w:type="spellStart"/>
       <w:r>
         <w:rPr>
           <w:sz w:val="20"/>
         </w:rPr>
         <w:t>fullName</w:t>
       </w:r>
-      <w:proofErr w:type="spellEnd"/>
       <w:r>
         <w:rPr>
           <w:sz w:val="20"/>
@@ -7346,14 +6630,12 @@
         </w:rPr>
         <w:t>3.</w:t>
       </w:r>
-      <w:proofErr w:type="spellStart"/>
       <w:r>
         <w:rPr>
           <w:sz w:val="20"/>
         </w:rPr>
         <w:t>fullName</w:t>
       </w:r>
-      <w:proofErr w:type="spellEnd"/>
       <w:r>
         <w:rPr>
           <w:sz w:val="20"/>
@@ -7374,14 +6656,12 @@
         </w:rPr>
         <w:t>3.</w:t>
       </w:r>
-      <w:proofErr w:type="spellStart"/>
       <w:r>
         <w:rPr>
           <w:sz w:val="20"/>
         </w:rPr>
         <w:t>fullName</w:t>
       </w:r>
-      <w:proofErr w:type="spellEnd"/>
       <w:r>
         <w:rPr>
           <w:sz w:val="20"/>
@@ -7402,14 +6682,12 @@
         </w:rPr>
         <w:t>3.</w:t>
       </w:r>
-      <w:proofErr w:type="spellStart"/>
       <w:r>
         <w:rPr>
           <w:sz w:val="20"/>
         </w:rPr>
         <w:t>poaSuffix</w:t>
       </w:r>
-      <w:proofErr w:type="spellEnd"/>
       <w:r>
         <w:rPr>
           <w:sz w:val="20"/>
@@ -7430,14 +6708,12 @@
         </w:rPr>
         <w:t>3.</w:t>
       </w:r>
-      <w:proofErr w:type="spellStart"/>
       <w:r>
         <w:rPr>
           <w:sz w:val="20"/>
         </w:rPr>
         <w:t>fullName</w:t>
       </w:r>
-      <w:proofErr w:type="spellEnd"/>
       <w:r>
         <w:rPr>
           <w:sz w:val="20"/>
@@ -7926,7 +7202,6 @@
               </w:rPr>
               <w:t>Предельный максимальный тариф</w:t>
             </w:r>
-            <w:proofErr w:type="gramStart"/>
             <w:r>
               <w:rPr>
                 <w:rFonts w:ascii="Times New Roman" w:hAnsi="Times New Roman"/>
@@ -7942,16 +7217,7 @@
                 <w:sz w:val="20"/>
                 <w:szCs w:val="20"/>
               </w:rPr>
-              <w:t xml:space="preserve">  (</w:t>
-            </w:r>
-            <w:proofErr w:type="gramEnd"/>
-            <w:r>
-              <w:rPr>
-                <w:rFonts w:ascii="Times New Roman" w:hAnsi="Times New Roman"/>
-                <w:sz w:val="20"/>
-                <w:szCs w:val="20"/>
-              </w:rPr>
-              <w:t>процент от стоимости объекта недвижимо</w:t>
+              <w:t xml:space="preserve">  (процент от стоимости объекта недвижимо</w:t>
             </w:r>
             <w:r>
               <w:rPr>
@@ -9830,27 +9096,7 @@
           <w:sz w:val="20"/>
           <w:szCs w:val="20"/>
         </w:rPr>
-        <w:t>{{</w:t>
-      </w:r>
-      <w:proofErr w:type="spellStart"/>
-      <w:proofErr w:type="gramStart"/>
-      <w:r>
-        <w:rPr>
-          <w:rFonts w:ascii="Times New Roman" w:hAnsi="Times New Roman"/>
-          <w:sz w:val="20"/>
-          <w:szCs w:val="20"/>
-        </w:rPr>
-        <w:t>copies.countWords</w:t>
-      </w:r>
-      <w:proofErr w:type="spellEnd"/>
-      <w:proofErr w:type="gramEnd"/>
-      <w:r>
-        <w:rPr>
-          <w:rFonts w:ascii="Times New Roman" w:hAnsi="Times New Roman"/>
-          <w:sz w:val="20"/>
-          <w:szCs w:val="20"/>
-        </w:rPr>
-        <w:t xml:space="preserve">}} </w:t>
+        <w:t xml:space="preserve">{{copies.countWords}} </w:t>
       </w:r>
       <w:r>
         <w:rPr>
@@ -10017,7 +9263,6 @@
                 <w:sz w:val="20"/>
                 <w:highlight w:val="white"/>
               </w:rPr>
-              <w:lastRenderedPageBreak/>
               <w:t>Потребитель</w:t>
             </w:r>
           </w:p>
@@ -10047,6 +9292,7 @@
                 <w:highlight w:val="white"/>
                 <w:lang w:val="en-US"/>
               </w:rPr>
+              <w:lastRenderedPageBreak/>
               <w:t xml:space="preserve">__________________/ {{owner2.signatoryLabel}}     </w:t>
             </w:r>
           </w:p>
@@ -10223,16 +9469,38 @@
               </w:rPr>
               <w:t>________________________</w:t>
             </w:r>
-            <w:proofErr w:type="spellStart"/>
             <w:r>
               <w:rPr>
                 <w:rFonts w:ascii="Times New Roman" w:hAnsi="Times New Roman"/>
                 <w:sz w:val="20"/>
                 <w:highlight w:val="white"/>
               </w:rPr>
-              <w:t>О.Р.Турко</w:t>
-            </w:r>
-            <w:proofErr w:type="spellEnd"/>
+              <w:t xml:space="preserve"> </w:t>
+            </w:r>
+            <w:r>
+              <w:rPr>
+                <w:rFonts w:ascii="Times New Roman" w:hAnsi="Times New Roman"/>
+                <w:sz w:val="20"/>
+                <w:highlight w:val="white"/>
+              </w:rPr>
+              <w:t>Турко</w:t>
+            </w:r>
+            <w:r>
+              <w:rPr>
+                <w:rFonts w:ascii="Times New Roman" w:hAnsi="Times New Roman"/>
+                <w:sz w:val="20"/>
+                <w:highlight w:val="white"/>
+              </w:rPr>
+              <w:t xml:space="preserve"> </w:t>
+            </w:r>
+            <w:r>
+              <w:rPr>
+                <w:rFonts w:ascii="Times New Roman" w:hAnsi="Times New Roman"/>
+                <w:sz w:val="20"/>
+                <w:highlight w:val="white"/>
+              </w:rPr>
+              <w:t>О.Р.</w:t>
+            </w:r>
           </w:p>
         </w:tc>
       </w:tr>
@@ -10337,7 +9605,6 @@
       </w:rPr>
       <w:t xml:space="preserve">           </w:t>
     </w:r>
-    <w:proofErr w:type="spellStart"/>
     <w:r>
       <w:rPr>
         <w:sz w:val="12"/>
@@ -10345,7 +9612,6 @@
       </w:rPr>
       <w:t>Экслюзив</w:t>
     </w:r>
-    <w:proofErr w:type="spellEnd"/>
   </w:p>
   <w:p>
     <w:pPr>

--- a/templates/working/Договор_риэлтерских_услуг_ЭКС.docx
+++ b/templates/working/Договор_риэлтерских_услуг_ЭКС.docx
@@ -310,7 +310,23 @@
           <w:sz w:val="24"/>
           <w:szCs w:val="24"/>
         </w:rPr>
-        <w:t>1.2. Описание Объекта: количеств комнат - {{property.rooms}}; общая площадь - {{</w:t>
+        <w:t>1.2. Описание Объекта: количеств</w:t>
+      </w:r>
+      <w:r>
+        <w:rPr>
+          <w:rFonts w:ascii="Times New Roman" w:hAnsi="Times New Roman"/>
+          <w:sz w:val="24"/>
+          <w:szCs w:val="24"/>
+        </w:rPr>
+        <w:t>о</w:t>
+      </w:r>
+      <w:r>
+        <w:rPr>
+          <w:rFonts w:ascii="Times New Roman" w:hAnsi="Times New Roman"/>
+          <w:sz w:val="24"/>
+          <w:szCs w:val="24"/>
+        </w:rPr>
+        <w:t xml:space="preserve"> комнат - {{property.rooms}}; общая площадь - {{</w:t>
       </w:r>
       <w:r>
         <w:rPr>
@@ -9491,15 +9507,7 @@
                 <w:sz w:val="20"/>
                 <w:highlight w:val="white"/>
               </w:rPr>
-              <w:t xml:space="preserve"> </w:t>
-            </w:r>
-            <w:r>
-              <w:rPr>
-                <w:rFonts w:ascii="Times New Roman" w:hAnsi="Times New Roman"/>
-                <w:sz w:val="20"/>
-                <w:highlight w:val="white"/>
-              </w:rPr>
-              <w:t>О.Р.</w:t>
+              <w:t xml:space="preserve"> О.Р.</w:t>
             </w:r>
           </w:p>
         </w:tc>

--- a/templates/working/Договор_риэлтерских_услуг_ЭКС.docx
+++ b/templates/working/Договор_риэлтерских_услуг_ЭКС.docx
@@ -5396,16 +5396,30 @@
           </w:p>
           <w:p>
             <w:pPr>
-              <w:autoSpaceDE w:val="0"/>
-              <w:autoSpaceDN w:val="0"/>
-              <w:adjustRightInd w:val="0"/>
-              <w:spacing w:line="360" w:lineRule="auto"/>
-              <w:ind w:right="43"/>
-              <w:rPr>
-                <w:rFonts w:ascii="Times New Roman" w:eastAsia="Times New Roman" w:hAnsi="Times New Roman"/>
+              <w:pStyle w:val="af2"/>
+              <w:rPr>
+                <w:rFonts w:ascii="Times New Roman" w:hAnsi="Times New Roman"/>
+                <w:sz w:val="20"/>
+                <w:szCs w:val="20"/>
+                <w:lang w:eastAsia="ru-RU"/>
+              </w:rPr>
+            </w:pPr>
+            <w:r>
+              <w:rPr>
+                <w:rFonts w:ascii="Times New Roman" w:hAnsi="Times New Roman"/>
+                <w:sz w:val="20"/>
+                <w:szCs w:val="20"/>
+                <w:lang w:eastAsia="ru-RU"/>
+              </w:rPr>
+              <w:t>Подпись                                             / {{owner1.signatoryLabel}}</w:t>
+            </w:r>
+          </w:p>
+          <w:p>
+            <w:pPr>
+              <w:pStyle w:val="af2"/>
+              <w:rPr>
+                <w:rFonts w:eastAsia="Times New Roman"/>
                 <w:b/>
-                <w:sz w:val="20"/>
-                <w:szCs w:val="20"/>
                 <w:lang w:val="en-US" w:eastAsia="ru-RU"/>
               </w:rPr>
             </w:pPr>
@@ -5414,9 +5428,18 @@
                 <w:rFonts w:ascii="Times New Roman" w:hAnsi="Times New Roman"/>
                 <w:sz w:val="20"/>
                 <w:szCs w:val="20"/>
+                <w:lang w:val="en-US" w:eastAsia="ru-RU"/>
+              </w:rPr>
+              <w:t>{{owner1.poa.passportDetails}}</w:t>
+            </w:r>
+            <w:r>
+              <w:rPr>
+                <w:rFonts w:ascii="Times New Roman" w:hAnsi="Times New Roman"/>
+                <w:sz w:val="20"/>
+                <w:szCs w:val="20"/>
                 <w:lang w:eastAsia="ru-RU"/>
               </w:rPr>
-              <w:t>Подпись                                             / {{owner1.signatoryLabel}}/</w:t>
+              <w:t>/</w:t>
             </w:r>
           </w:p>
         </w:tc>
@@ -5961,17 +5984,54 @@
                 <w:rFonts w:ascii="Times New Roman" w:hAnsi="Times New Roman"/>
                 <w:sz w:val="20"/>
                 <w:szCs w:val="20"/>
+                <w:lang w:eastAsia="ru-RU"/>
+              </w:rPr>
+            </w:pPr>
+            <w:r>
+              <w:rPr>
+                <w:rFonts w:ascii="Times New Roman" w:hAnsi="Times New Roman"/>
+                <w:sz w:val="20"/>
+                <w:szCs w:val="20"/>
+                <w:lang w:eastAsia="ru-RU"/>
+              </w:rPr>
+              <w:t>Подпись</w:t>
+            </w:r>
+            <w:r>
+              <w:rPr>
+                <w:rFonts w:ascii="Times New Roman" w:hAnsi="Times New Roman"/>
+                <w:sz w:val="20"/>
+                <w:szCs w:val="20"/>
                 <w:lang w:val="en-US" w:eastAsia="ru-RU"/>
               </w:rPr>
+              <w:t xml:space="preserve">                                             / {{owner2.signatoryLabel}}</w:t>
+            </w:r>
+          </w:p>
+          <w:p>
+            <w:pPr>
+              <w:rPr>
+                <w:rFonts w:ascii="Times New Roman" w:hAnsi="Times New Roman"/>
+                <w:sz w:val="20"/>
+                <w:szCs w:val="20"/>
+                <w:lang w:val="en-US" w:eastAsia="ru-RU"/>
+              </w:rPr>
             </w:pPr>
             <w:r>
               <w:rPr>
                 <w:rFonts w:ascii="Times New Roman" w:hAnsi="Times New Roman"/>
                 <w:sz w:val="20"/>
                 <w:szCs w:val="20"/>
+                <w:lang w:val="en-US" w:eastAsia="ru-RU"/>
+              </w:rPr>
+              <w:t>{{owner</w:t>
+            </w:r>
+            <w:r>
+              <w:rPr>
+                <w:rFonts w:ascii="Times New Roman" w:hAnsi="Times New Roman"/>
+                <w:sz w:val="20"/>
+                <w:szCs w:val="20"/>
                 <w:lang w:eastAsia="ru-RU"/>
               </w:rPr>
-              <w:t>Подпись</w:t>
+              <w:t>2</w:t>
             </w:r>
             <w:r>
               <w:rPr>
@@ -5980,7 +6040,16 @@
                 <w:szCs w:val="20"/>
                 <w:lang w:val="en-US" w:eastAsia="ru-RU"/>
               </w:rPr>
-              <w:t xml:space="preserve">                                             / {{owner2.signatoryLabel}}/ </w:t>
+              <w:t>.poa.passportDetails}}</w:t>
+            </w:r>
+            <w:r>
+              <w:rPr>
+                <w:rFonts w:ascii="Times New Roman" w:hAnsi="Times New Roman"/>
+                <w:sz w:val="20"/>
+                <w:szCs w:val="20"/>
+                <w:lang w:val="en-US" w:eastAsia="ru-RU"/>
+              </w:rPr>
+              <w:t xml:space="preserve">/ </w:t>
             </w:r>
           </w:p>
           <w:p>
@@ -6225,17 +6294,54 @@
                 <w:rFonts w:ascii="Times New Roman" w:hAnsi="Times New Roman"/>
                 <w:sz w:val="20"/>
                 <w:szCs w:val="20"/>
+                <w:lang w:eastAsia="ru-RU"/>
+              </w:rPr>
+            </w:pPr>
+            <w:r>
+              <w:rPr>
+                <w:rFonts w:ascii="Times New Roman" w:hAnsi="Times New Roman"/>
+                <w:sz w:val="20"/>
+                <w:szCs w:val="20"/>
+                <w:lang w:eastAsia="ru-RU"/>
+              </w:rPr>
+              <w:t>Подпись</w:t>
+            </w:r>
+            <w:r>
+              <w:rPr>
+                <w:rFonts w:ascii="Times New Roman" w:hAnsi="Times New Roman"/>
+                <w:sz w:val="20"/>
+                <w:szCs w:val="20"/>
                 <w:lang w:val="en-US" w:eastAsia="ru-RU"/>
               </w:rPr>
+              <w:t xml:space="preserve">                                             / {{owner3.signatoryLabel}}</w:t>
+            </w:r>
+          </w:p>
+          <w:p>
+            <w:pPr>
+              <w:rPr>
+                <w:rFonts w:ascii="Times New Roman" w:hAnsi="Times New Roman"/>
+                <w:sz w:val="20"/>
+                <w:szCs w:val="20"/>
+                <w:lang w:val="en-US" w:eastAsia="ru-RU"/>
+              </w:rPr>
             </w:pPr>
             <w:r>
               <w:rPr>
                 <w:rFonts w:ascii="Times New Roman" w:hAnsi="Times New Roman"/>
                 <w:sz w:val="20"/>
                 <w:szCs w:val="20"/>
+                <w:lang w:val="en-US" w:eastAsia="ru-RU"/>
+              </w:rPr>
+              <w:t>{{owner</w:t>
+            </w:r>
+            <w:r>
+              <w:rPr>
+                <w:rFonts w:ascii="Times New Roman" w:hAnsi="Times New Roman"/>
+                <w:sz w:val="20"/>
+                <w:szCs w:val="20"/>
                 <w:lang w:eastAsia="ru-RU"/>
               </w:rPr>
-              <w:t>Подпись</w:t>
+              <w:t>3</w:t>
             </w:r>
             <w:r>
               <w:rPr>
@@ -6244,7 +6350,16 @@
                 <w:szCs w:val="20"/>
                 <w:lang w:val="en-US" w:eastAsia="ru-RU"/>
               </w:rPr>
-              <w:t xml:space="preserve">                                             / {{owner3.signatoryLabel}}/ </w:t>
+              <w:t>.poa.passportDetails}}</w:t>
+            </w:r>
+            <w:r>
+              <w:rPr>
+                <w:rFonts w:ascii="Times New Roman" w:hAnsi="Times New Roman"/>
+                <w:sz w:val="20"/>
+                <w:szCs w:val="20"/>
+                <w:lang w:val="en-US" w:eastAsia="ru-RU"/>
+              </w:rPr>
+              <w:t xml:space="preserve">/ </w:t>
             </w:r>
           </w:p>
           <w:p>
@@ -10610,6 +10725,19 @@
       <w:shd w:val="clear" w:color="auto" w:fill="E1DFDD"/>
     </w:rPr>
   </w:style>
+  <w:style w:type="paragraph" w:styleId="af2">
+    <w:name w:val="No Spacing"/>
+    <w:uiPriority w:val="1"/>
+    <w:qFormat/>
+    <w:rsid w:val="006F30D9"/>
+    <w:pPr>
+      <w:spacing w:after="0" w:line="240" w:lineRule="auto"/>
+    </w:pPr>
+    <w:rPr>
+      <w:rFonts w:ascii="Calibri" w:eastAsia="Calibri" w:hAnsi="Calibri" w:cs="Times New Roman"/>
+      <w:lang w:val="ru-RU"/>
+    </w:rPr>
+  </w:style>
 </w:styles>
 </file>
 

--- a/templates/working/Договор_риэлтерских_услуг_ЭКС.docx
+++ b/templates/working/Договор_риэлтерских_услуг_ЭКС.docx
@@ -377,7 +377,23 @@
           <w:sz w:val="24"/>
           <w:szCs w:val="24"/>
         </w:rPr>
-        <w:t>.areaLiving}} м², этаж/этажность - {{</w:t>
+        <w:t>.areaLiving}} м²</w:t>
+      </w:r>
+      <w:r>
+        <w:rPr>
+          <w:rFonts w:ascii="Times New Roman" w:hAnsi="Times New Roman"/>
+          <w:sz w:val="24"/>
+          <w:szCs w:val="24"/>
+        </w:rPr>
+        <w:t>;</w:t>
+      </w:r>
+      <w:r>
+        <w:rPr>
+          <w:rFonts w:ascii="Times New Roman" w:hAnsi="Times New Roman"/>
+          <w:sz w:val="24"/>
+          <w:szCs w:val="24"/>
+        </w:rPr>
+        <w:t xml:space="preserve"> этаж/этажность - {{</w:t>
       </w:r>
       <w:r>
         <w:rPr>
@@ -5401,17 +5417,26 @@
                 <w:rFonts w:ascii="Times New Roman" w:hAnsi="Times New Roman"/>
                 <w:sz w:val="20"/>
                 <w:szCs w:val="20"/>
+                <w:lang w:val="en-US" w:eastAsia="ru-RU"/>
+              </w:rPr>
+            </w:pPr>
+            <w:r>
+              <w:rPr>
+                <w:rFonts w:ascii="Times New Roman" w:hAnsi="Times New Roman"/>
+                <w:sz w:val="20"/>
+                <w:szCs w:val="20"/>
                 <w:lang w:eastAsia="ru-RU"/>
               </w:rPr>
-            </w:pPr>
-            <w:r>
-              <w:rPr>
-                <w:rFonts w:ascii="Times New Roman" w:hAnsi="Times New Roman"/>
-                <w:sz w:val="20"/>
-                <w:szCs w:val="20"/>
-                <w:lang w:eastAsia="ru-RU"/>
-              </w:rPr>
-              <w:t>Подпись                                             / {{owner1.signatoryLabel}}</w:t>
+              <w:t>Подпись</w:t>
+            </w:r>
+            <w:r>
+              <w:rPr>
+                <w:rFonts w:ascii="Times New Roman" w:hAnsi="Times New Roman"/>
+                <w:sz w:val="20"/>
+                <w:szCs w:val="20"/>
+                <w:lang w:val="en-US" w:eastAsia="ru-RU"/>
+              </w:rPr>
+              <w:t xml:space="preserve">                                             / {{owner1.signatoryLabel}}</w:t>
             </w:r>
           </w:p>
           <w:p>
@@ -5437,7 +5462,7 @@
                 <w:rFonts w:ascii="Times New Roman" w:hAnsi="Times New Roman"/>
                 <w:sz w:val="20"/>
                 <w:szCs w:val="20"/>
-                <w:lang w:eastAsia="ru-RU"/>
+                <w:lang w:val="en-US" w:eastAsia="ru-RU"/>
               </w:rPr>
               <w:t>/</w:t>
             </w:r>
@@ -5984,7 +6009,7 @@
                 <w:rFonts w:ascii="Times New Roman" w:hAnsi="Times New Roman"/>
                 <w:sz w:val="20"/>
                 <w:szCs w:val="20"/>
-                <w:lang w:eastAsia="ru-RU"/>
+                <w:lang w:val="en-US" w:eastAsia="ru-RU"/>
               </w:rPr>
             </w:pPr>
             <w:r>
@@ -6029,7 +6054,7 @@
                 <w:rFonts w:ascii="Times New Roman" w:hAnsi="Times New Roman"/>
                 <w:sz w:val="20"/>
                 <w:szCs w:val="20"/>
-                <w:lang w:eastAsia="ru-RU"/>
+                <w:lang w:val="en-US" w:eastAsia="ru-RU"/>
               </w:rPr>
               <w:t>2</w:t>
             </w:r>
@@ -6294,7 +6319,7 @@
                 <w:rFonts w:ascii="Times New Roman" w:hAnsi="Times New Roman"/>
                 <w:sz w:val="20"/>
                 <w:szCs w:val="20"/>
-                <w:lang w:eastAsia="ru-RU"/>
+                <w:lang w:val="en-US" w:eastAsia="ru-RU"/>
               </w:rPr>
             </w:pPr>
             <w:r>
@@ -6339,7 +6364,7 @@
                 <w:rFonts w:ascii="Times New Roman" w:hAnsi="Times New Roman"/>
                 <w:sz w:val="20"/>
                 <w:szCs w:val="20"/>
-                <w:lang w:eastAsia="ru-RU"/>
+                <w:lang w:val="en-US" w:eastAsia="ru-RU"/>
               </w:rPr>
               <w:t>3</w:t>
             </w:r>
